--- a/labs/cong-nghe-phan-mem/523c0012_LAB3.docx
+++ b/labs/cong-nghe-phan-mem/523c0012_LAB3.docx
@@ -5,23 +5,30 @@
     <w:p>
       <w:pPr>
         <w:spacing w:after="100" w:afterAutospacing="1" w:line="240" w:lineRule="auto"/>
-        <w:rPr>
-          <w:rFonts w:ascii="Times New Roman" w:eastAsia="Times New Roman" w:hAnsi="Times New Roman" w:cs="Times New Roman"/>
-          <w:color w:val="000000"/>
-          <w:kern w:val="0"/>
-          <w14:ligatures w14:val="none"/>
-        </w:rPr>
-      </w:pPr>
-      <w:r>
+        <w:outlineLvl w:val="1"/>
         <w:rPr>
           <w:rFonts w:ascii="Times New Roman" w:eastAsia="Times New Roman" w:hAnsi="Times New Roman" w:cs="Times New Roman"/>
           <w:b/>
           <w:bCs/>
           <w:color w:val="000000"/>
           <w:kern w:val="0"/>
-          <w14:ligatures w14:val="none"/>
-        </w:rPr>
-        <w:t>TON DUC THANG UNIVERSITY</w:t>
+          <w:sz w:val="36"/>
+          <w:szCs w:val="36"/>
+          <w14:ligatures w14:val="none"/>
+        </w:rPr>
+      </w:pPr>
+      <w:r>
+        <w:rPr>
+          <w:rFonts w:ascii="Times New Roman" w:eastAsia="Times New Roman" w:hAnsi="Times New Roman" w:cs="Times New Roman"/>
+          <w:b/>
+          <w:bCs/>
+          <w:color w:val="000000"/>
+          <w:kern w:val="0"/>
+          <w:sz w:val="36"/>
+          <w:szCs w:val="36"/>
+          <w14:ligatures w14:val="none"/>
+        </w:rPr>
+        <w:t>1. Introduction</w:t>
       </w:r>
     </w:p>
     <w:p>
@@ -31,52 +38,98 @@
           <w:rFonts w:ascii="Times New Roman" w:eastAsia="Times New Roman" w:hAnsi="Times New Roman" w:cs="Times New Roman"/>
           <w:color w:val="000000"/>
           <w:kern w:val="0"/>
-          <w14:ligatures w14:val="none"/>
-        </w:rPr>
-      </w:pPr>
-      <w:r>
+          <w:lang w:val="vi-VN"/>
+          <w14:ligatures w14:val="none"/>
+        </w:rPr>
+      </w:pPr>
+      <w:r>
+        <w:rPr>
+          <w:rFonts w:ascii="Times New Roman" w:eastAsia="Times New Roman" w:hAnsi="Times New Roman" w:cs="Times New Roman"/>
+          <w:color w:val="000000"/>
+          <w:kern w:val="0"/>
+          <w14:ligatures w14:val="none"/>
+        </w:rPr>
+        <w:t>The objective of Lab 3 is to apply the 3-Tier software architecture, encompassing the Data Access Layer (DAL), Business Logic Layer (BLL), and Presentation Layer (GUI). Furthermore, the practice integrates Entity Framework Core (EF Core) using the Code-First approach to interact with the database.</w:t>
+      </w:r>
+    </w:p>
+    <w:p>
+      <w:pPr>
+        <w:spacing w:after="100" w:afterAutospacing="1" w:line="240" w:lineRule="auto"/>
+        <w:rPr>
+          <w:rFonts w:ascii="Times New Roman" w:eastAsia="Times New Roman" w:hAnsi="Times New Roman" w:cs="Times New Roman"/>
+          <w:color w:val="000000"/>
+          <w:kern w:val="0"/>
+          <w14:ligatures w14:val="none"/>
+        </w:rPr>
+      </w:pPr>
+      <w:r>
+        <w:rPr>
+          <w:rFonts w:ascii="Times New Roman" w:eastAsia="Times New Roman" w:hAnsi="Times New Roman" w:cs="Times New Roman"/>
+          <w:color w:val="000000"/>
+          <w:kern w:val="0"/>
+          <w14:ligatures w14:val="none"/>
+        </w:rPr>
+        <w:t>Due to the development environment being macOS, the Presentation Layer was flexibly adapted from WinForms to ASP.NET Core MVC. The database utilizes Azure SQL Edge deployed via a Docker container to ensure system compatibility and performance.</w:t>
+      </w:r>
+    </w:p>
+    <w:p>
+      <w:pPr>
+        <w:spacing w:after="100" w:afterAutospacing="1" w:line="240" w:lineRule="auto"/>
+        <w:outlineLvl w:val="1"/>
         <w:rPr>
           <w:rFonts w:ascii="Times New Roman" w:eastAsia="Times New Roman" w:hAnsi="Times New Roman" w:cs="Times New Roman"/>
           <w:b/>
           <w:bCs/>
           <w:color w:val="000000"/>
           <w:kern w:val="0"/>
-          <w14:ligatures w14:val="none"/>
-        </w:rPr>
-        <w:t>FACULTY OF INFORMATION TECHNOLOGY</w:t>
+          <w:sz w:val="36"/>
+          <w:szCs w:val="36"/>
+          <w14:ligatures w14:val="none"/>
+        </w:rPr>
+      </w:pPr>
+      <w:r>
+        <w:rPr>
+          <w:rFonts w:ascii="Times New Roman" w:eastAsia="Times New Roman" w:hAnsi="Times New Roman" w:cs="Times New Roman"/>
+          <w:b/>
+          <w:bCs/>
+          <w:color w:val="000000"/>
+          <w:kern w:val="0"/>
+          <w:sz w:val="36"/>
+          <w:szCs w:val="36"/>
+          <w14:ligatures w14:val="none"/>
+        </w:rPr>
+        <w:t>2. Exercise 1: 3-Tier Architecture and Entity Framework</w:t>
       </w:r>
     </w:p>
     <w:p>
       <w:pPr>
         <w:spacing w:after="100" w:afterAutospacing="1" w:line="240" w:lineRule="auto"/>
-        <w:outlineLvl w:val="0"/>
+        <w:rPr>
+          <w:rFonts w:ascii="Times New Roman" w:eastAsia="Times New Roman" w:hAnsi="Times New Roman" w:cs="Times New Roman"/>
+          <w:color w:val="000000"/>
+          <w:kern w:val="0"/>
+          <w14:ligatures w14:val="none"/>
+        </w:rPr>
+      </w:pPr>
+      <w:r>
         <w:rPr>
           <w:rFonts w:ascii="Times New Roman" w:eastAsia="Times New Roman" w:hAnsi="Times New Roman" w:cs="Times New Roman"/>
           <w:b/>
           <w:bCs/>
           <w:color w:val="000000"/>
-          <w:kern w:val="36"/>
-          <w:sz w:val="48"/>
-          <w:szCs w:val="48"/>
-          <w14:ligatures w14:val="none"/>
-        </w:rPr>
-      </w:pPr>
-      <w:r>
-        <w:rPr>
-          <w:rFonts w:ascii="Times New Roman" w:eastAsia="Times New Roman" w:hAnsi="Times New Roman" w:cs="Times New Roman"/>
-          <w:b/>
-          <w:bCs/>
-          <w:color w:val="000000"/>
-          <w:kern w:val="36"/>
-          <w:sz w:val="48"/>
-          <w:szCs w:val="48"/>
-          <w14:ligatures w14:val="none"/>
-        </w:rPr>
-        <w:t>LAB 3 PRACTICE REPORT</w:t>
+          <w:kern w:val="0"/>
+          <w14:ligatures w14:val="none"/>
+        </w:rPr>
+        <w:t>Task Description:</w:t>
       </w:r>
     </w:p>
     <w:p>
       <w:pPr>
+        <w:pStyle w:val="ListParagraph"/>
+        <w:numPr>
+          <w:ilvl w:val="0"/>
+          <w:numId w:val="10"/>
+        </w:numPr>
         <w:spacing w:after="100" w:afterAutospacing="1" w:line="240" w:lineRule="auto"/>
         <w:rPr>
           <w:rFonts w:ascii="Times New Roman" w:eastAsia="Times New Roman" w:hAnsi="Times New Roman" w:cs="Times New Roman"/>
@@ -88,349 +141,112 @@
       <w:r>
         <w:rPr>
           <w:rFonts w:ascii="Times New Roman" w:eastAsia="Times New Roman" w:hAnsi="Times New Roman" w:cs="Times New Roman"/>
-          <w:b/>
-          <w:bCs/>
-          <w:color w:val="000000"/>
-          <w:kern w:val="0"/>
-          <w14:ligatures w14:val="none"/>
-        </w:rPr>
-        <w:t>Course:</w:t>
-      </w:r>
-      <w:r>
-        <w:rPr>
-          <w:rFonts w:ascii="Times New Roman" w:eastAsia="Times New Roman" w:hAnsi="Times New Roman" w:cs="Times New Roman"/>
-          <w:color w:val="000000"/>
-          <w:kern w:val="0"/>
-          <w14:ligatures w14:val="none"/>
-        </w:rPr>
-        <w:t> Software Engineering</w:t>
+          <w:color w:val="000000"/>
+          <w:kern w:val="0"/>
+          <w14:ligatures w14:val="none"/>
+        </w:rPr>
+        <w:t>Separated the Solution into 3 independent projects: </w:t>
+      </w:r>
+      <w:r>
+        <w:rPr>
+          <w:rFonts w:ascii="Times New Roman" w:eastAsia="Times New Roman" w:hAnsi="Times New Roman" w:cs="Times New Roman"/>
+          <w:color w:val="000000"/>
+          <w:kern w:val="0"/>
+          <w:sz w:val="20"/>
+          <w:szCs w:val="20"/>
+          <w14:ligatures w14:val="none"/>
+        </w:rPr>
+        <w:t>DAL</w:t>
+      </w:r>
+      <w:r>
+        <w:rPr>
+          <w:rFonts w:ascii="Times New Roman" w:eastAsia="Times New Roman" w:hAnsi="Times New Roman" w:cs="Times New Roman"/>
+          <w:color w:val="000000"/>
+          <w:kern w:val="0"/>
+          <w14:ligatures w14:val="none"/>
+        </w:rPr>
+        <w:t> (containing Models, DbContext, and Repositories), </w:t>
+      </w:r>
+      <w:r>
+        <w:rPr>
+          <w:rFonts w:ascii="Times New Roman" w:eastAsia="Times New Roman" w:hAnsi="Times New Roman" w:cs="Times New Roman"/>
+          <w:color w:val="000000"/>
+          <w:kern w:val="0"/>
+          <w:sz w:val="20"/>
+          <w:szCs w:val="20"/>
+          <w14:ligatures w14:val="none"/>
+        </w:rPr>
+        <w:t>BLL</w:t>
+      </w:r>
+      <w:r>
+        <w:rPr>
+          <w:rFonts w:ascii="Times New Roman" w:eastAsia="Times New Roman" w:hAnsi="Times New Roman" w:cs="Times New Roman"/>
+          <w:color w:val="000000"/>
+          <w:kern w:val="0"/>
+          <w14:ligatures w14:val="none"/>
+        </w:rPr>
+        <w:t>(containing business logic Services), and </w:t>
+      </w:r>
+      <w:r>
+        <w:rPr>
+          <w:rFonts w:ascii="Times New Roman" w:eastAsia="Times New Roman" w:hAnsi="Times New Roman" w:cs="Times New Roman"/>
+          <w:color w:val="000000"/>
+          <w:kern w:val="0"/>
+          <w:sz w:val="20"/>
+          <w:szCs w:val="20"/>
+          <w14:ligatures w14:val="none"/>
+        </w:rPr>
+        <w:t>WinformUI</w:t>
+      </w:r>
+      <w:r>
+        <w:rPr>
+          <w:rFonts w:ascii="Times New Roman" w:eastAsia="Times New Roman" w:hAnsi="Times New Roman" w:cs="Times New Roman"/>
+          <w:color w:val="000000"/>
+          <w:kern w:val="0"/>
+          <w14:ligatures w14:val="none"/>
+        </w:rPr>
+        <w:t> (Web MVC acting as the GUI).</w:t>
       </w:r>
     </w:p>
     <w:p>
       <w:pPr>
+        <w:pStyle w:val="ListParagraph"/>
+        <w:numPr>
+          <w:ilvl w:val="0"/>
+          <w:numId w:val="10"/>
+        </w:numPr>
         <w:spacing w:after="100" w:afterAutospacing="1" w:line="240" w:lineRule="auto"/>
         <w:rPr>
           <w:rFonts w:ascii="Times New Roman" w:eastAsia="Times New Roman" w:hAnsi="Times New Roman" w:cs="Times New Roman"/>
           <w:color w:val="000000"/>
           <w:kern w:val="0"/>
-          <w14:ligatures w14:val="none"/>
-        </w:rPr>
-      </w:pPr>
-      <w:r>
-        <w:rPr>
-          <w:rFonts w:ascii="Times New Roman" w:eastAsia="Times New Roman" w:hAnsi="Times New Roman" w:cs="Times New Roman"/>
-          <w:b/>
-          <w:bCs/>
-          <w:color w:val="000000"/>
-          <w:kern w:val="0"/>
-          <w14:ligatures w14:val="none"/>
-        </w:rPr>
-        <w:t>Student Name:</w:t>
-      </w:r>
-      <w:r>
-        <w:rPr>
-          <w:rFonts w:ascii="Times New Roman" w:eastAsia="Times New Roman" w:hAnsi="Times New Roman" w:cs="Times New Roman"/>
-          <w:color w:val="000000"/>
-          <w:kern w:val="0"/>
-          <w14:ligatures w14:val="none"/>
-        </w:rPr>
-        <w:t> [Enter Your Full Name Here] - Huy</w:t>
+          <w:lang w:val="vi-VN"/>
+          <w14:ligatures w14:val="none"/>
+        </w:rPr>
+      </w:pPr>
+      <w:r>
+        <w:rPr>
+          <w:rFonts w:ascii="Times New Roman" w:eastAsia="Times New Roman" w:hAnsi="Times New Roman" w:cs="Times New Roman"/>
+          <w:color w:val="000000"/>
+          <w:kern w:val="0"/>
+          <w14:ligatures w14:val="none"/>
+        </w:rPr>
+        <w:t>Utilized EF Core to configure the Connection String connecting to the SQL Server database.</w:t>
       </w:r>
     </w:p>
     <w:p>
       <w:pPr>
-        <w:spacing w:after="100" w:afterAutospacing="1" w:line="240" w:lineRule="auto"/>
-        <w:rPr>
-          <w:rFonts w:ascii="Times New Roman" w:eastAsia="Times New Roman" w:hAnsi="Times New Roman" w:cs="Times New Roman"/>
-          <w:color w:val="000000"/>
-          <w:kern w:val="0"/>
-          <w14:ligatures w14:val="none"/>
-        </w:rPr>
-      </w:pPr>
-      <w:r>
-        <w:rPr>
-          <w:rFonts w:ascii="Times New Roman" w:eastAsia="Times New Roman" w:hAnsi="Times New Roman" w:cs="Times New Roman"/>
-          <w:b/>
-          <w:bCs/>
-          <w:color w:val="000000"/>
-          <w:kern w:val="0"/>
-          <w14:ligatures w14:val="none"/>
-        </w:rPr>
-        <w:t>Student ID:</w:t>
-      </w:r>
-      <w:r>
-        <w:rPr>
-          <w:rFonts w:ascii="Times New Roman" w:eastAsia="Times New Roman" w:hAnsi="Times New Roman" w:cs="Times New Roman"/>
-          <w:color w:val="000000"/>
-          <w:kern w:val="0"/>
-          <w14:ligatures w14:val="none"/>
-        </w:rPr>
-        <w:t> [Enter Your Student ID Here]</w:t>
-      </w:r>
-    </w:p>
-    <w:p>
-      <w:pPr>
-        <w:spacing w:after="0" w:line="240" w:lineRule="auto"/>
-        <w:rPr>
-          <w:rFonts w:ascii="Times New Roman" w:eastAsia="Times New Roman" w:hAnsi="Times New Roman" w:cs="Times New Roman"/>
-          <w:color w:val="000000"/>
-          <w:kern w:val="0"/>
-          <w14:ligatures w14:val="none"/>
-        </w:rPr>
-      </w:pPr>
-      <w:r>
-        <w:rPr>
-          <w:noProof/>
-        </w:rPr>
-      </w:r>
-      <w:r>
-        <w:pict>
-          <v:rect id="Horizontal Line 10" o:spid="_x0000_s1026" style="width:468pt;height:.1pt;visibility:visible;mso-wrap-style:square;mso-left-percent:-10001;mso-top-percent:-10001;mso-position-horizontal:absolute;mso-position-horizontal-relative:char;mso-position-vertical:absolute;mso-position-vertical-relative:line;mso-left-percent:-10001;mso-top-percent:-10001;v-text-anchor:top" o:gfxdata="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" filled="f">
-            <o:lock v:ext="edit" rotation="t" aspectratio="t" verticies="t" text="t" shapetype="t"/>
-            <w10:anchorlock/>
-          </v:rect>
-        </w:pict>
-      </w:r>
-    </w:p>
-    <w:p>
-      <w:pPr>
-        <w:spacing w:after="100" w:afterAutospacing="1" w:line="240" w:lineRule="auto"/>
-        <w:outlineLvl w:val="1"/>
-        <w:rPr>
-          <w:rFonts w:ascii="Times New Roman" w:eastAsia="Times New Roman" w:hAnsi="Times New Roman" w:cs="Times New Roman"/>
-          <w:b/>
-          <w:bCs/>
-          <w:color w:val="000000"/>
-          <w:kern w:val="0"/>
-          <w:sz w:val="36"/>
-          <w:szCs w:val="36"/>
-          <w14:ligatures w14:val="none"/>
-        </w:rPr>
-      </w:pPr>
-      <w:r>
-        <w:rPr>
-          <w:rFonts w:ascii="Times New Roman" w:eastAsia="Times New Roman" w:hAnsi="Times New Roman" w:cs="Times New Roman"/>
-          <w:b/>
-          <w:bCs/>
-          <w:color w:val="000000"/>
-          <w:kern w:val="0"/>
-          <w:sz w:val="36"/>
-          <w:szCs w:val="36"/>
-          <w14:ligatures w14:val="none"/>
-        </w:rPr>
-        <w:t>1. Introduction</w:t>
-      </w:r>
-    </w:p>
-    <w:p>
-      <w:pPr>
-        <w:spacing w:after="100" w:afterAutospacing="1" w:line="240" w:lineRule="auto"/>
-        <w:rPr>
-          <w:rFonts w:ascii="Times New Roman" w:eastAsia="Times New Roman" w:hAnsi="Times New Roman" w:cs="Times New Roman"/>
-          <w:color w:val="000000"/>
-          <w:kern w:val="0"/>
-          <w14:ligatures w14:val="none"/>
-        </w:rPr>
-      </w:pPr>
-      <w:r>
-        <w:rPr>
-          <w:rFonts w:ascii="Times New Roman" w:eastAsia="Times New Roman" w:hAnsi="Times New Roman" w:cs="Times New Roman"/>
-          <w:color w:val="000000"/>
-          <w:kern w:val="0"/>
-          <w14:ligatures w14:val="none"/>
-        </w:rPr>
-        <w:t>The objective of Lab 3 is to apply the 3-Tier software architecture, encompassing the Data Access Layer (DAL), Business Logic Layer (BLL), and Presentation Layer (GUI). Furthermore, the practice integrates Entity Framework Core (EF Core) using the Code-First approach to interact with the database.</w:t>
-      </w:r>
-    </w:p>
-    <w:p>
-      <w:pPr>
-        <w:spacing w:after="100" w:afterAutospacing="1" w:line="240" w:lineRule="auto"/>
-        <w:rPr>
-          <w:rFonts w:ascii="Times New Roman" w:eastAsia="Times New Roman" w:hAnsi="Times New Roman" w:cs="Times New Roman"/>
-          <w:color w:val="000000"/>
-          <w:kern w:val="0"/>
-          <w14:ligatures w14:val="none"/>
-        </w:rPr>
-      </w:pPr>
-      <w:r>
-        <w:rPr>
-          <w:rFonts w:ascii="Times New Roman" w:eastAsia="Times New Roman" w:hAnsi="Times New Roman" w:cs="Times New Roman"/>
-          <w:color w:val="000000"/>
-          <w:kern w:val="0"/>
-          <w14:ligatures w14:val="none"/>
-        </w:rPr>
-        <w:t>Due to the development environment being macOS, the Presentation Layer was flexibly adapted from WinForms to ASP.NET Core MVC. The database utilizes Azure SQL Edge deployed via a Docker container to ensure system compatibility and performance.</w:t>
-      </w:r>
-    </w:p>
-    <w:p>
-      <w:pPr>
-        <w:spacing w:after="100" w:afterAutospacing="1" w:line="240" w:lineRule="auto"/>
-        <w:outlineLvl w:val="1"/>
-        <w:rPr>
-          <w:rFonts w:ascii="Times New Roman" w:eastAsia="Times New Roman" w:hAnsi="Times New Roman" w:cs="Times New Roman"/>
-          <w:b/>
-          <w:bCs/>
-          <w:color w:val="000000"/>
-          <w:kern w:val="0"/>
-          <w:sz w:val="36"/>
-          <w:szCs w:val="36"/>
-          <w14:ligatures w14:val="none"/>
-        </w:rPr>
-      </w:pPr>
-      <w:r>
-        <w:rPr>
-          <w:rFonts w:ascii="Times New Roman" w:eastAsia="Times New Roman" w:hAnsi="Times New Roman" w:cs="Times New Roman"/>
-          <w:b/>
-          <w:bCs/>
-          <w:color w:val="000000"/>
-          <w:kern w:val="0"/>
-          <w:sz w:val="36"/>
-          <w:szCs w:val="36"/>
-          <w14:ligatures w14:val="none"/>
-        </w:rPr>
-        <w:t>2. Exercise 1: 3-Tier Architecture and Entity Framework</w:t>
-      </w:r>
-    </w:p>
-    <w:p>
-      <w:pPr>
-        <w:spacing w:after="100" w:afterAutospacing="1" w:line="240" w:lineRule="auto"/>
-        <w:rPr>
-          <w:rFonts w:ascii="Times New Roman" w:eastAsia="Times New Roman" w:hAnsi="Times New Roman" w:cs="Times New Roman"/>
-          <w:color w:val="000000"/>
-          <w:kern w:val="0"/>
-          <w14:ligatures w14:val="none"/>
-        </w:rPr>
-      </w:pPr>
-      <w:r>
-        <w:rPr>
-          <w:rFonts w:ascii="Times New Roman" w:eastAsia="Times New Roman" w:hAnsi="Times New Roman" w:cs="Times New Roman"/>
-          <w:b/>
-          <w:bCs/>
-          <w:color w:val="000000"/>
-          <w:kern w:val="0"/>
-          <w14:ligatures w14:val="none"/>
-        </w:rPr>
-        <w:t>Task Description:</w:t>
-      </w:r>
-    </w:p>
-    <w:p>
-      <w:pPr>
+        <w:pStyle w:val="ListParagraph"/>
         <w:numPr>
           <w:ilvl w:val="0"/>
-          <w:numId w:val="7"/>
+          <w:numId w:val="10"/>
         </w:numPr>
         <w:spacing w:after="100" w:afterAutospacing="1" w:line="240" w:lineRule="auto"/>
         <w:rPr>
           <w:rFonts w:ascii="Times New Roman" w:eastAsia="Times New Roman" w:hAnsi="Times New Roman" w:cs="Times New Roman"/>
           <w:color w:val="000000"/>
           <w:kern w:val="0"/>
-          <w14:ligatures w14:val="none"/>
-        </w:rPr>
-      </w:pPr>
-      <w:r>
-        <w:rPr>
-          <w:rFonts w:ascii="Times New Roman" w:eastAsia="Times New Roman" w:hAnsi="Times New Roman" w:cs="Times New Roman"/>
-          <w:color w:val="000000"/>
-          <w:kern w:val="0"/>
-          <w14:ligatures w14:val="none"/>
-        </w:rPr>
-        <w:t>Separated the Solution into 3 independent projects: </w:t>
-      </w:r>
-      <w:r>
-        <w:rPr>
-          <w:rFonts w:ascii="Times New Roman" w:eastAsia="Times New Roman" w:hAnsi="Times New Roman" w:cs="Times New Roman"/>
-          <w:color w:val="000000"/>
-          <w:kern w:val="0"/>
-          <w:sz w:val="20"/>
-          <w:szCs w:val="20"/>
-          <w14:ligatures w14:val="none"/>
-        </w:rPr>
-        <w:t>DAL</w:t>
-      </w:r>
-      <w:r>
-        <w:rPr>
-          <w:rFonts w:ascii="Times New Roman" w:eastAsia="Times New Roman" w:hAnsi="Times New Roman" w:cs="Times New Roman"/>
-          <w:color w:val="000000"/>
-          <w:kern w:val="0"/>
-          <w14:ligatures w14:val="none"/>
-        </w:rPr>
-        <w:t> (containing Models, DbContext, and Repositories), </w:t>
-      </w:r>
-      <w:r>
-        <w:rPr>
-          <w:rFonts w:ascii="Times New Roman" w:eastAsia="Times New Roman" w:hAnsi="Times New Roman" w:cs="Times New Roman"/>
-          <w:color w:val="000000"/>
-          <w:kern w:val="0"/>
-          <w:sz w:val="20"/>
-          <w:szCs w:val="20"/>
-          <w14:ligatures w14:val="none"/>
-        </w:rPr>
-        <w:t>BLL</w:t>
-      </w:r>
-      <w:r>
-        <w:rPr>
-          <w:rFonts w:ascii="Times New Roman" w:eastAsia="Times New Roman" w:hAnsi="Times New Roman" w:cs="Times New Roman"/>
-          <w:color w:val="000000"/>
-          <w:kern w:val="0"/>
-          <w14:ligatures w14:val="none"/>
-        </w:rPr>
-        <w:t>(containing business logic Services), and </w:t>
-      </w:r>
-      <w:r>
-        <w:rPr>
-          <w:rFonts w:ascii="Times New Roman" w:eastAsia="Times New Roman" w:hAnsi="Times New Roman" w:cs="Times New Roman"/>
-          <w:color w:val="000000"/>
-          <w:kern w:val="0"/>
-          <w:sz w:val="20"/>
-          <w:szCs w:val="20"/>
-          <w14:ligatures w14:val="none"/>
-        </w:rPr>
-        <w:t>WinformUI</w:t>
-      </w:r>
-      <w:r>
-        <w:rPr>
-          <w:rFonts w:ascii="Times New Roman" w:eastAsia="Times New Roman" w:hAnsi="Times New Roman" w:cs="Times New Roman"/>
-          <w:color w:val="000000"/>
-          <w:kern w:val="0"/>
-          <w14:ligatures w14:val="none"/>
-        </w:rPr>
-        <w:t> (Web MVC acting as the GUI).</w:t>
-      </w:r>
-    </w:p>
-    <w:p>
-      <w:pPr>
-        <w:numPr>
-          <w:ilvl w:val="0"/>
-          <w:numId w:val="7"/>
-        </w:numPr>
-        <w:spacing w:after="100" w:afterAutospacing="1" w:line="240" w:lineRule="auto"/>
-        <w:rPr>
-          <w:rFonts w:ascii="Times New Roman" w:eastAsia="Times New Roman" w:hAnsi="Times New Roman" w:cs="Times New Roman"/>
-          <w:color w:val="000000"/>
-          <w:kern w:val="0"/>
-          <w14:ligatures w14:val="none"/>
-        </w:rPr>
-      </w:pPr>
-      <w:r>
-        <w:rPr>
-          <w:rFonts w:ascii="Times New Roman" w:eastAsia="Times New Roman" w:hAnsi="Times New Roman" w:cs="Times New Roman"/>
-          <w:color w:val="000000"/>
-          <w:kern w:val="0"/>
-          <w14:ligatures w14:val="none"/>
-        </w:rPr>
-        <w:t>Utilized EF Core to configure the Connection String connecting to the SQL Server database.</w:t>
-      </w:r>
-    </w:p>
-    <w:p>
-      <w:pPr>
-        <w:numPr>
-          <w:ilvl w:val="0"/>
-          <w:numId w:val="7"/>
-        </w:numPr>
-        <w:spacing w:after="100" w:afterAutospacing="1" w:line="240" w:lineRule="auto"/>
-        <w:rPr>
-          <w:rFonts w:ascii="Times New Roman" w:eastAsia="Times New Roman" w:hAnsi="Times New Roman" w:cs="Times New Roman"/>
-          <w:color w:val="000000"/>
-          <w:kern w:val="0"/>
+          <w:lang w:val="vi-VN"/>
           <w14:ligatures w14:val="none"/>
         </w:rPr>
       </w:pPr>
@@ -561,7 +377,6 @@
           <w:color w:val="000000"/>
           <w:kern w:val="0"/>
         </w:rPr>
-        <w:lastRenderedPageBreak/>
         <w:drawing>
           <wp:inline distT="0" distB="0" distL="0" distR="0">
             <wp:extent cx="3379266" cy="1813033"/>
@@ -725,6 +540,7 @@
         <w:keepNext/>
         <w:rPr>
           <w:rFonts w:ascii="Times New Roman" w:hAnsi="Times New Roman" w:cs="Times New Roman"/>
+          <w:lang w:val="vi-VN"/>
         </w:rPr>
       </w:pPr>
       <w:r>
@@ -780,6 +596,20 @@
     </w:p>
     <w:p>
       <w:pPr>
+        <w:rPr>
+          <w:lang w:val="vi-VN"/>
+        </w:rPr>
+      </w:pPr>
+    </w:p>
+    <w:p>
+      <w:pPr>
+        <w:rPr>
+          <w:lang w:val="vi-VN"/>
+        </w:rPr>
+      </w:pPr>
+    </w:p>
+    <w:p>
+      <w:pPr>
         <w:spacing w:after="100" w:afterAutospacing="1" w:line="240" w:lineRule="auto"/>
         <w:outlineLvl w:val="1"/>
         <w:rPr>
@@ -804,6 +634,7 @@
           <w:szCs w:val="36"/>
           <w14:ligatures w14:val="none"/>
         </w:rPr>
+        <w:lastRenderedPageBreak/>
         <w:t>3. Exercise 2: Login Functionality (Login Form)</w:t>
       </w:r>
     </w:p>
@@ -949,10 +780,10 @@
           <wp:anchor distT="0" distB="0" distL="114300" distR="114300" simplePos="0" relativeHeight="251658240" behindDoc="0" locked="0" layoutInCell="1" allowOverlap="1">
             <wp:simplePos x="0" y="0"/>
             <wp:positionH relativeFrom="column">
-              <wp:posOffset>92710</wp:posOffset>
+              <wp:posOffset>87630</wp:posOffset>
             </wp:positionH>
             <wp:positionV relativeFrom="paragraph">
-              <wp:posOffset>8352</wp:posOffset>
+              <wp:posOffset>3175</wp:posOffset>
             </wp:positionV>
             <wp:extent cx="2680335" cy="1389380"/>
             <wp:effectExtent l="0" t="0" r="0" b="0"/>
@@ -1274,7 +1105,6 @@
           <w:kern w:val="0"/>
           <w14:ligatures w14:val="none"/>
         </w:rPr>
-        <w:lastRenderedPageBreak/>
         <w:t>Designed a global navigation Navbar in the </w:t>
       </w:r>
       <w:r>
@@ -1390,24 +1220,14 @@
       <w:r>
         <w:t xml:space="preserve">Figure </w:t>
       </w:r>
-      <w:r>
-        <w:fldChar w:fldCharType="begin"/>
-      </w:r>
-      <w:r>
-        <w:instrText xml:space="preserve"> SEQ Figure \* ARABIC </w:instrText>
-      </w:r>
-      <w:r>
-        <w:fldChar w:fldCharType="separate"/>
-      </w:r>
-      <w:r>
-        <w:rPr>
-          <w:noProof/>
-        </w:rPr>
-        <w:t>4</w:t>
-      </w:r>
-      <w:r>
-        <w:fldChar w:fldCharType="end"/>
-      </w:r>
+      <w:fldSimple w:instr=" SEQ Figure \* ARABIC ">
+        <w:r>
+          <w:rPr>
+            <w:noProof/>
+          </w:rPr>
+          <w:t>4</w:t>
+        </w:r>
+      </w:fldSimple>
       <w:r>
         <w:rPr>
           <w:lang w:val="vi-VN"/>
@@ -1444,6 +1264,7 @@
           <w:szCs w:val="36"/>
           <w14:ligatures w14:val="none"/>
         </w:rPr>
+        <w:lastRenderedPageBreak/>
         <w:t>5. Conclusion</w:t>
       </w:r>
     </w:p>
@@ -1476,6 +1297,7 @@
     </w:p>
     <w:sectPr>
       <w:headerReference w:type="default" r:id="rId11"/>
+      <w:footerReference w:type="default" r:id="rId12"/>
       <w:pgSz w:w="12240" w:h="15840"/>
       <w:pgMar w:top="1440" w:right="1440" w:bottom="1440" w:left="1440" w:header="708" w:footer="708" w:gutter="0"/>
       <w:cols w:space="708"/>
@@ -1508,6 +1330,25 @@
     </w:p>
   </w:endnote>
 </w:endnotes>
+</file>
+
+<file path=word/footer1.xml><?xml version="1.0" encoding="utf-8"?>
+<w:ftr xmlns:wpc="http://schemas.microsoft.com/office/word/2010/wordprocessingCanvas" xmlns:cx="http://schemas.microsoft.com/office/drawing/2014/chartex" xmlns:cx1="http://schemas.microsoft.com/office/drawing/2015/9/8/chartex" xmlns:cx2="http://schemas.microsoft.com/office/drawing/2015/10/21/chartex" xmlns:cx3="http://schemas.microsoft.com/office/drawing/2016/5/9/chartex" xmlns:cx4="http://schemas.microsoft.com/office/drawing/2016/5/10/chartex" xmlns:cx5="http://schemas.microsoft.com/office/drawing/2016/5/11/chartex" xmlns:cx6="http://schemas.microsoft.com/office/drawing/2016/5/12/chartex" xmlns:cx7="http://schemas.microsoft.com/office/drawing/2016/5/13/chartex" xmlns:cx8="http://schemas.microsoft.com/office/drawing/2016/5/14/chartex" xmlns:mc="http://schemas.openxmlformats.org/markup-compatibility/2006" xmlns:aink="http://schemas.microsoft.com/office/drawing/2016/ink" xmlns:am3d="http://schemas.microsoft.com/office/drawing/2017/model3d" xmlns:o="urn:schemas-microsoft-com:office:office" xmlns:oel="http://schemas.microsoft.com/office/2019/extlst" xmlns:r="http://schemas.openxmlformats.org/officeDocument/2006/relationships" xmlns:m="http://schemas.openxmlformats.org/officeDocument/2006/math" xmlns:v="urn:schemas-microsoft-com:vml" xmlns:wp14="http://schemas.microsoft.com/office/word/2010/wordprocessingDrawing" xmlns:wp="http://schemas.openxmlformats.org/drawingml/2006/wordprocessingDrawing" xmlns:w10="urn:schemas-microsoft-com:office:word" xmlns:w="http://schemas.openxmlformats.org/wordprocessingml/2006/main" xmlns:w14="http://schemas.microsoft.com/office/word/2010/wordml" xmlns:w15="http://schemas.microsoft.com/office/word/2012/wordml" xmlns:w16cex="http://schemas.microsoft.com/office/word/2018/wordml/cex" xmlns:w16cid="http://schemas.microsoft.com/office/word/2016/wordml/cid" xmlns:w16="http://schemas.microsoft.com/office/word/2018/wordml" xmlns:w16du="http://schemas.microsoft.com/office/word/2023/wordml/word16du" xmlns:w16sdtdh="http://schemas.microsoft.com/office/word/2020/wordml/sdtdatahash" xmlns:w16sdtfl="http://schemas.microsoft.com/office/word/2024/wordml/sdtformatlock" xmlns:w16se="http://schemas.microsoft.com/office/word/2015/wordml/symex" xmlns:wpg="http://schemas.microsoft.com/office/word/2010/wordprocessingGroup" xmlns:wpi="http://schemas.microsoft.com/office/word/2010/wordprocessingInk" xmlns:wne="http://schemas.microsoft.com/office/word/2006/wordml" xmlns:wps="http://schemas.microsoft.com/office/word/2010/wordprocessingShape" mc:Ignorable="w14 w15 w16se w16cid w16 w16cex w16sdtdh w16sdtfl w16du wp14">
+  <w:p>
+    <w:pPr>
+      <w:pStyle w:val="Footer"/>
+      <w:rPr>
+        <w:lang w:val="vi-VN"/>
+      </w:rPr>
+    </w:pPr>
+    <w:r>
+      <w:rPr>
+        <w:lang w:val="vi-VN"/>
+      </w:rPr>
+      <w:t>Developed by Huynh Nhat Huy</w:t>
+    </w:r>
+  </w:p>
+</w:ftr>
 </file>
 
 <file path=word/footnotes.xml><?xml version="1.0" encoding="utf-8"?>
@@ -2716,6 +2557,119 @@
     </w:lvl>
   </w:abstractNum>
   <w:abstractNum w:abstractNumId="8" w15:restartNumberingAfterBreak="0">
+    <w:nsid w:val="6FC22214"/>
+    <w:multiLevelType w:val="hybridMultilevel"/>
+    <w:tmpl w:val="FB4298EC"/>
+    <w:lvl w:ilvl="0" w:tplc="AC26E2D8">
+      <w:start w:val="1"/>
+      <w:numFmt w:val="bullet"/>
+      <w:lvlText w:val="-"/>
+      <w:lvlJc w:val="left"/>
+      <w:pPr>
+        <w:ind w:left="720" w:hanging="360"/>
+      </w:pPr>
+      <w:rPr>
+        <w:rFonts w:ascii="Times New Roman" w:eastAsia="Times New Roman" w:hAnsi="Times New Roman" w:cs="Times New Roman" w:hint="default"/>
+      </w:rPr>
+    </w:lvl>
+    <w:lvl w:ilvl="1" w:tplc="04090003" w:tentative="1">
+      <w:start w:val="1"/>
+      <w:numFmt w:val="bullet"/>
+      <w:lvlText w:val="o"/>
+      <w:lvlJc w:val="left"/>
+      <w:pPr>
+        <w:ind w:left="1440" w:hanging="360"/>
+      </w:pPr>
+      <w:rPr>
+        <w:rFonts w:ascii="Courier New" w:hAnsi="Courier New" w:cs="Courier New" w:hint="default"/>
+      </w:rPr>
+    </w:lvl>
+    <w:lvl w:ilvl="2" w:tplc="04090005" w:tentative="1">
+      <w:start w:val="1"/>
+      <w:numFmt w:val="bullet"/>
+      <w:lvlText w:val=""/>
+      <w:lvlJc w:val="left"/>
+      <w:pPr>
+        <w:ind w:left="2160" w:hanging="360"/>
+      </w:pPr>
+      <w:rPr>
+        <w:rFonts w:ascii="Wingdings" w:hAnsi="Wingdings" w:hint="default"/>
+      </w:rPr>
+    </w:lvl>
+    <w:lvl w:ilvl="3" w:tplc="04090001" w:tentative="1">
+      <w:start w:val="1"/>
+      <w:numFmt w:val="bullet"/>
+      <w:lvlText w:val=""/>
+      <w:lvlJc w:val="left"/>
+      <w:pPr>
+        <w:ind w:left="2880" w:hanging="360"/>
+      </w:pPr>
+      <w:rPr>
+        <w:rFonts w:ascii="Symbol" w:hAnsi="Symbol" w:hint="default"/>
+      </w:rPr>
+    </w:lvl>
+    <w:lvl w:ilvl="4" w:tplc="04090003" w:tentative="1">
+      <w:start w:val="1"/>
+      <w:numFmt w:val="bullet"/>
+      <w:lvlText w:val="o"/>
+      <w:lvlJc w:val="left"/>
+      <w:pPr>
+        <w:ind w:left="3600" w:hanging="360"/>
+      </w:pPr>
+      <w:rPr>
+        <w:rFonts w:ascii="Courier New" w:hAnsi="Courier New" w:cs="Courier New" w:hint="default"/>
+      </w:rPr>
+    </w:lvl>
+    <w:lvl w:ilvl="5" w:tplc="04090005" w:tentative="1">
+      <w:start w:val="1"/>
+      <w:numFmt w:val="bullet"/>
+      <w:lvlText w:val=""/>
+      <w:lvlJc w:val="left"/>
+      <w:pPr>
+        <w:ind w:left="4320" w:hanging="360"/>
+      </w:pPr>
+      <w:rPr>
+        <w:rFonts w:ascii="Wingdings" w:hAnsi="Wingdings" w:hint="default"/>
+      </w:rPr>
+    </w:lvl>
+    <w:lvl w:ilvl="6" w:tplc="04090001" w:tentative="1">
+      <w:start w:val="1"/>
+      <w:numFmt w:val="bullet"/>
+      <w:lvlText w:val=""/>
+      <w:lvlJc w:val="left"/>
+      <w:pPr>
+        <w:ind w:left="5040" w:hanging="360"/>
+      </w:pPr>
+      <w:rPr>
+        <w:rFonts w:ascii="Symbol" w:hAnsi="Symbol" w:hint="default"/>
+      </w:rPr>
+    </w:lvl>
+    <w:lvl w:ilvl="7" w:tplc="04090003" w:tentative="1">
+      <w:start w:val="1"/>
+      <w:numFmt w:val="bullet"/>
+      <w:lvlText w:val="o"/>
+      <w:lvlJc w:val="left"/>
+      <w:pPr>
+        <w:ind w:left="5760" w:hanging="360"/>
+      </w:pPr>
+      <w:rPr>
+        <w:rFonts w:ascii="Courier New" w:hAnsi="Courier New" w:cs="Courier New" w:hint="default"/>
+      </w:rPr>
+    </w:lvl>
+    <w:lvl w:ilvl="8" w:tplc="04090005" w:tentative="1">
+      <w:start w:val="1"/>
+      <w:numFmt w:val="bullet"/>
+      <w:lvlText w:val=""/>
+      <w:lvlJc w:val="left"/>
+      <w:pPr>
+        <w:ind w:left="6480" w:hanging="360"/>
+      </w:pPr>
+      <w:rPr>
+        <w:rFonts w:ascii="Wingdings" w:hAnsi="Wingdings" w:hint="default"/>
+      </w:rPr>
+    </w:lvl>
+  </w:abstractNum>
+  <w:abstractNum w:abstractNumId="9" w15:restartNumberingAfterBreak="0">
     <w:nsid w:val="7B0D6332"/>
     <w:multiLevelType w:val="multilevel"/>
     <w:tmpl w:val="5C26AA92"/>
@@ -2841,7 +2795,7 @@
     <w:abstractNumId w:val="0"/>
   </w:num>
   <w:num w:numId="5" w16cid:durableId="578249006">
-    <w:abstractNumId w:val="8"/>
+    <w:abstractNumId w:val="9"/>
   </w:num>
   <w:num w:numId="6" w16cid:durableId="1963075639">
     <w:abstractNumId w:val="6"/>
@@ -2854,6 +2808,9 @@
   </w:num>
   <w:num w:numId="9" w16cid:durableId="31540967">
     <w:abstractNumId w:val="3"/>
+  </w:num>
+  <w:num w:numId="10" w16cid:durableId="1711223886">
+    <w:abstractNumId w:val="8"/>
   </w:num>
 </w:numbering>
 </file>
